--- a/teaching/csci112-fall-2024/lectures/first_day_activity_112.docx
+++ b/teaching/csci112-fall-2024/lectures/first_day_activity_112.docx
@@ -1400,14 +1400,24 @@
       <w:r>
         <w:rPr>
           <w:rFonts w:hint="eastAsia" w:eastAsia="SimSun"/>
+          <w:spacing w:val="18"/>
           <w:w w:val="105"/>
           <w:sz w:val="22"/>
           <w:lang w:val="en-US" w:eastAsia="zh-CN"/>
         </w:rPr>
-        <w:t>January 28th</w:t>
+        <w:t>August</w:t>
       </w:r>
       <w:bookmarkStart w:id="2" w:name="_GoBack"/>
       <w:bookmarkEnd w:id="2"/>
+      <w:r>
+        <w:rPr>
+          <w:rFonts w:hint="eastAsia" w:eastAsia="SimSun"/>
+          <w:w w:val="105"/>
+          <w:sz w:val="22"/>
+          <w:lang w:val="en-US" w:eastAsia="zh-CN"/>
+        </w:rPr>
+        <w:t xml:space="preserve"> 25th</w:t>
+      </w:r>
       <w:r>
         <w:rPr>
           <w:w w:val="105"/>
@@ -3952,7 +3962,7 @@
     <w:lsdException w:qFormat="1" w:unhideWhenUsed="0" w:uiPriority="0" w:semiHidden="0" w:name="Title"/>
     <w:lsdException w:unhideWhenUsed="0" w:uiPriority="0" w:semiHidden="0" w:name="Closing"/>
     <w:lsdException w:unhideWhenUsed="0" w:uiPriority="0" w:semiHidden="0" w:name="Signature"/>
-    <w:lsdException w:uiPriority="1" w:name="Default Paragraph Font"/>
+    <w:lsdException w:qFormat="1" w:uiPriority="1" w:name="Default Paragraph Font"/>
     <w:lsdException w:qFormat="1" w:unhideWhenUsed="0" w:uiPriority="1" w:semiHidden="0" w:name="Body Text"/>
     <w:lsdException w:unhideWhenUsed="0" w:uiPriority="0" w:semiHidden="0" w:name="Body Text Indent"/>
     <w:lsdException w:unhideWhenUsed="0" w:uiPriority="0" w:semiHidden="0" w:name="List Continue"/>
@@ -3990,7 +4000,7 @@
     <w:lsdException w:unhideWhenUsed="0" w:uiPriority="0" w:semiHidden="0" w:name="HTML Sample"/>
     <w:lsdException w:unhideWhenUsed="0" w:uiPriority="0" w:semiHidden="0" w:name="HTML Typewriter"/>
     <w:lsdException w:unhideWhenUsed="0" w:uiPriority="0" w:semiHidden="0" w:name="HTML Variable"/>
-    <w:lsdException w:unhideWhenUsed="0" w:uiPriority="0" w:name="Normal Table"/>
+    <w:lsdException w:qFormat="1" w:unhideWhenUsed="0" w:uiPriority="0" w:name="Normal Table"/>
     <w:lsdException w:unhideWhenUsed="0" w:uiPriority="0" w:semiHidden="0" w:name="annotation subject"/>
     <w:lsdException w:unhideWhenUsed="0" w:uiPriority="0" w:semiHidden="0" w:name="Table Simple 1"/>
     <w:lsdException w:unhideWhenUsed="0" w:uiPriority="0" w:semiHidden="0" w:name="Table Simple 2"/>
@@ -4178,11 +4188,13 @@
     <w:name w:val="Default Paragraph Font"/>
     <w:semiHidden/>
     <w:unhideWhenUsed/>
+    <w:qFormat/>
     <w:uiPriority w:val="1"/>
   </w:style>
   <w:style w:type="table" w:default="1" w:styleId="4">
     <w:name w:val="Normal Table"/>
     <w:semiHidden/>
+    <w:qFormat/>
     <w:uiPriority w:val="0"/>
     <w:tblPr>
       <w:tblCellMar>

--- a/teaching/csci112-fall-2024/lectures/first_day_activity_112.docx
+++ b/teaching/csci112-fall-2024/lectures/first_day_activity_112.docx
@@ -1400,24 +1400,14 @@
       <w:r>
         <w:rPr>
           <w:rFonts w:hint="eastAsia" w:eastAsia="SimSun"/>
-          <w:spacing w:val="18"/>
           <w:w w:val="105"/>
           <w:sz w:val="22"/>
           <w:lang w:val="en-US" w:eastAsia="zh-CN"/>
         </w:rPr>
-        <w:t>August</w:t>
+        <w:t>January 28th</w:t>
       </w:r>
       <w:bookmarkStart w:id="2" w:name="_GoBack"/>
       <w:bookmarkEnd w:id="2"/>
-      <w:r>
-        <w:rPr>
-          <w:rFonts w:hint="eastAsia" w:eastAsia="SimSun"/>
-          <w:w w:val="105"/>
-          <w:sz w:val="22"/>
-          <w:lang w:val="en-US" w:eastAsia="zh-CN"/>
-        </w:rPr>
-        <w:t xml:space="preserve"> 25th</w:t>
-      </w:r>
       <w:r>
         <w:rPr>
           <w:w w:val="105"/>
@@ -3962,7 +3952,7 @@
     <w:lsdException w:qFormat="1" w:unhideWhenUsed="0" w:uiPriority="0" w:semiHidden="0" w:name="Title"/>
     <w:lsdException w:unhideWhenUsed="0" w:uiPriority="0" w:semiHidden="0" w:name="Closing"/>
     <w:lsdException w:unhideWhenUsed="0" w:uiPriority="0" w:semiHidden="0" w:name="Signature"/>
-    <w:lsdException w:qFormat="1" w:uiPriority="1" w:name="Default Paragraph Font"/>
+    <w:lsdException w:uiPriority="1" w:name="Default Paragraph Font"/>
     <w:lsdException w:qFormat="1" w:unhideWhenUsed="0" w:uiPriority="1" w:semiHidden="0" w:name="Body Text"/>
     <w:lsdException w:unhideWhenUsed="0" w:uiPriority="0" w:semiHidden="0" w:name="Body Text Indent"/>
     <w:lsdException w:unhideWhenUsed="0" w:uiPriority="0" w:semiHidden="0" w:name="List Continue"/>
@@ -4000,7 +3990,7 @@
     <w:lsdException w:unhideWhenUsed="0" w:uiPriority="0" w:semiHidden="0" w:name="HTML Sample"/>
     <w:lsdException w:unhideWhenUsed="0" w:uiPriority="0" w:semiHidden="0" w:name="HTML Typewriter"/>
     <w:lsdException w:unhideWhenUsed="0" w:uiPriority="0" w:semiHidden="0" w:name="HTML Variable"/>
-    <w:lsdException w:qFormat="1" w:unhideWhenUsed="0" w:uiPriority="0" w:name="Normal Table"/>
+    <w:lsdException w:unhideWhenUsed="0" w:uiPriority="0" w:name="Normal Table"/>
     <w:lsdException w:unhideWhenUsed="0" w:uiPriority="0" w:semiHidden="0" w:name="annotation subject"/>
     <w:lsdException w:unhideWhenUsed="0" w:uiPriority="0" w:semiHidden="0" w:name="Table Simple 1"/>
     <w:lsdException w:unhideWhenUsed="0" w:uiPriority="0" w:semiHidden="0" w:name="Table Simple 2"/>
@@ -4188,13 +4178,11 @@
     <w:name w:val="Default Paragraph Font"/>
     <w:semiHidden/>
     <w:unhideWhenUsed/>
-    <w:qFormat/>
     <w:uiPriority w:val="1"/>
   </w:style>
   <w:style w:type="table" w:default="1" w:styleId="4">
     <w:name w:val="Normal Table"/>
     <w:semiHidden/>
-    <w:qFormat/>
     <w:uiPriority w:val="0"/>
     <w:tblPr>
       <w:tblCellMar>
